--- a/files/professional-memberships.docx
+++ b/files/professional-memberships.docx
@@ -377,22 +377,21 @@
       <w:r>
         <w:rPr>
           <w:rFonts w:ascii="Times New Roman" w:cs="Times New Roman" w:eastAsia="Times New Roman" w:hAnsi="Times New Roman"/>
-          <w:color w:val="293031"/>
           <w:sz w:val="26"/>
           <w:szCs w:val="26"/>
           <w:highlight w:val="white"/>
           <w:rtl w:val="0"/>
         </w:rPr>
-        <w:t xml:space="preserve">Northeastern Section Younger Chemists Committee (NSYCC)</w:t>
-      </w:r>
-      <w:r>
-        <w:rPr>
-          <w:rFonts w:ascii="Times New Roman" w:cs="Times New Roman" w:eastAsia="Times New Roman" w:hAnsi="Times New Roman"/>
-          <w:sz w:val="24"/>
-          <w:szCs w:val="24"/>
-          <w:rtl w:val="0"/>
-        </w:rPr>
-        <w:t xml:space="preserve">– Member | January 2026–Present</w:t>
+        <w:t xml:space="preserve">Women in Top-Down Proteomics (WiTDP) </w:t>
+      </w:r>
+      <w:r>
+        <w:rPr>
+          <w:rFonts w:ascii="Times New Roman" w:cs="Times New Roman" w:eastAsia="Times New Roman" w:hAnsi="Times New Roman"/>
+          <w:sz w:val="24"/>
+          <w:szCs w:val="24"/>
+          <w:rtl w:val="0"/>
+        </w:rPr>
+        <w:t xml:space="preserve">– Member | September 2026–Present</w:t>
       </w:r>
       <w:r>
         <w:rPr>
@@ -420,22 +419,21 @@
       <w:r>
         <w:rPr>
           <w:rFonts w:ascii="Times New Roman" w:cs="Times New Roman" w:eastAsia="Times New Roman" w:hAnsi="Times New Roman"/>
-          <w:color w:val="293031"/>
           <w:sz w:val="26"/>
           <w:szCs w:val="26"/>
           <w:highlight w:val="white"/>
           <w:rtl w:val="0"/>
         </w:rPr>
-        <w:t xml:space="preserve">Women in Chemicals</w:t>
-      </w:r>
-      <w:r>
-        <w:rPr>
-          <w:rFonts w:ascii="Times New Roman" w:cs="Times New Roman" w:eastAsia="Times New Roman" w:hAnsi="Times New Roman"/>
-          <w:sz w:val="24"/>
-          <w:szCs w:val="24"/>
-          <w:rtl w:val="0"/>
-        </w:rPr>
-        <w:t xml:space="preserve">– Member | January 2026–Present </w:t>
+        <w:t xml:space="preserve">Consortium for Top-Down Proteomics </w:t>
+      </w:r>
+      <w:r>
+        <w:rPr>
+          <w:rFonts w:ascii="Times New Roman" w:cs="Times New Roman" w:eastAsia="Times New Roman" w:hAnsi="Times New Roman"/>
+          <w:sz w:val="24"/>
+          <w:szCs w:val="24"/>
+          <w:rtl w:val="0"/>
+        </w:rPr>
+        <w:t xml:space="preserve">– Member | September 2026–Present</w:t>
       </w:r>
       <w:r>
         <w:rPr>
@@ -463,6 +461,90 @@
       <w:r>
         <w:rPr>
           <w:rFonts w:ascii="Times New Roman" w:cs="Times New Roman" w:eastAsia="Times New Roman" w:hAnsi="Times New Roman"/>
+          <w:sz w:val="26"/>
+          <w:szCs w:val="26"/>
+          <w:highlight w:val="white"/>
+          <w:rtl w:val="0"/>
+        </w:rPr>
+        <w:t xml:space="preserve">Northeastern Section Younger Chemists Committee (NSYCC) </w:t>
+      </w:r>
+      <w:r>
+        <w:rPr>
+          <w:rFonts w:ascii="Times New Roman" w:cs="Times New Roman" w:eastAsia="Times New Roman" w:hAnsi="Times New Roman"/>
+          <w:sz w:val="24"/>
+          <w:szCs w:val="24"/>
+          <w:rtl w:val="0"/>
+        </w:rPr>
+        <w:t xml:space="preserve">– Member | January 2026–Present</w:t>
+      </w:r>
+      <w:r>
+        <w:rPr>
+          <w:rtl w:val="0"/>
+        </w:rPr>
+      </w:r>
+    </w:p>
+    <w:p>
+      <w:pPr>
+        <w:numPr>
+          <w:ilvl w:val="0"/>
+          <w:numId w:val="34"/>
+        </w:numPr>
+        <w:pBdr>
+          <w:top w:color="auto" w:space="0" w:sz="0" w:val="none"/>
+          <w:bottom w:color="auto" w:space="0" w:sz="0" w:val="none"/>
+          <w:right w:color="auto" w:space="0" w:sz="0" w:val="none"/>
+          <w:between w:color="auto" w:space="0" w:sz="0" w:val="none"/>
+        </w:pBdr>
+        <w:ind w:left="1080" w:hanging="360"/>
+        <w:rPr>
+          <w:rFonts w:ascii="Times New Roman" w:cs="Times New Roman" w:eastAsia="Times New Roman" w:hAnsi="Times New Roman"/>
+        </w:rPr>
+      </w:pPr>
+      <w:r>
+        <w:rPr>
+          <w:rFonts w:ascii="Times New Roman" w:cs="Times New Roman" w:eastAsia="Times New Roman" w:hAnsi="Times New Roman"/>
+          <w:sz w:val="26"/>
+          <w:szCs w:val="26"/>
+          <w:highlight w:val="white"/>
+          <w:rtl w:val="0"/>
+        </w:rPr>
+        <w:t xml:space="preserve">Women in Chemicals</w:t>
+      </w:r>
+      <w:r>
+        <w:rPr>
+          <w:rFonts w:ascii="Times New Roman" w:cs="Times New Roman" w:eastAsia="Times New Roman" w:hAnsi="Times New Roman"/>
+          <w:sz w:val="24"/>
+          <w:szCs w:val="24"/>
+          <w:rtl w:val="0"/>
+        </w:rPr>
+        <w:t xml:space="preserve">– Member | January 2026–Present </w:t>
+      </w:r>
+      <w:r>
+        <w:rPr>
+          <w:rtl w:val="0"/>
+        </w:rPr>
+      </w:r>
+    </w:p>
+    <w:p>
+      <w:pPr>
+        <w:numPr>
+          <w:ilvl w:val="0"/>
+          <w:numId w:val="34"/>
+        </w:numPr>
+        <w:pBdr>
+          <w:top w:color="auto" w:space="0" w:sz="0" w:val="none"/>
+          <w:bottom w:color="auto" w:space="0" w:sz="0" w:val="none"/>
+          <w:right w:color="auto" w:space="0" w:sz="0" w:val="none"/>
+          <w:between w:color="auto" w:space="0" w:sz="0" w:val="none"/>
+        </w:pBdr>
+        <w:ind w:left="1080" w:hanging="360"/>
+        <w:rPr>
+          <w:rFonts w:ascii="Times New Roman" w:cs="Times New Roman" w:eastAsia="Times New Roman" w:hAnsi="Times New Roman"/>
+        </w:rPr>
+      </w:pPr>
+      <w:r>
+        <w:rPr>
+          <w:rFonts w:ascii="Times New Roman" w:cs="Times New Roman" w:eastAsia="Times New Roman" w:hAnsi="Times New Roman"/>
           <w:sz w:val="24"/>
           <w:szCs w:val="24"/>
           <w:rtl w:val="0"/>
@@ -1042,7 +1124,6 @@
           <w:rFonts w:ascii="Times New Roman" w:cs="Times New Roman" w:eastAsia="Times New Roman" w:hAnsi="Times New Roman"/>
           <w:sz w:val="24"/>
           <w:szCs w:val="24"/>
-          <w:u w:val="none"/>
         </w:rPr>
       </w:pPr>
       <w:r>
@@ -1072,7 +1153,6 @@
           <w:rFonts w:ascii="Times New Roman" w:cs="Times New Roman" w:eastAsia="Times New Roman" w:hAnsi="Times New Roman"/>
           <w:sz w:val="24"/>
           <w:szCs w:val="24"/>
-          <w:u w:val="none"/>
         </w:rPr>
       </w:pPr>
       <w:r>
@@ -1102,7 +1182,6 @@
           <w:rFonts w:ascii="Times New Roman" w:cs="Times New Roman" w:eastAsia="Times New Roman" w:hAnsi="Times New Roman"/>
           <w:sz w:val="24"/>
           <w:szCs w:val="24"/>
-          <w:u w:val="none"/>
         </w:rPr>
       </w:pPr>
       <w:r>
@@ -1132,7 +1211,6 @@
           <w:rFonts w:ascii="Times New Roman" w:cs="Times New Roman" w:eastAsia="Times New Roman" w:hAnsi="Times New Roman"/>
           <w:sz w:val="24"/>
           <w:szCs w:val="24"/>
-          <w:u w:val="none"/>
         </w:rPr>
       </w:pPr>
       <w:r>
@@ -1162,7 +1240,6 @@
           <w:rFonts w:ascii="Times New Roman" w:cs="Times New Roman" w:eastAsia="Times New Roman" w:hAnsi="Times New Roman"/>
           <w:sz w:val="24"/>
           <w:szCs w:val="24"/>
-          <w:u w:val="none"/>
         </w:rPr>
       </w:pPr>
       <w:r>
@@ -1192,7 +1269,6 @@
           <w:rFonts w:ascii="Times New Roman" w:cs="Times New Roman" w:eastAsia="Times New Roman" w:hAnsi="Times New Roman"/>
           <w:sz w:val="24"/>
           <w:szCs w:val="24"/>
-          <w:u w:val="none"/>
         </w:rPr>
       </w:pPr>
       <w:r>
